--- a/12_Organizacao_Computadores/12_Catalogo_Semantico.docx
+++ b/12_Organizacao_Computadores/12_Catalogo_Semantico.docx
@@ -55,10 +55,10 @@
         <w:rPr>
           <w:b/>
         </w:rPr>
-        <w:t xml:space="preserve">Conceitos abordados. </w:t>
-      </w:r>
-      <w:r>
-        <w:t>álgebra booleana, portas lógicas, tabela-verdade, AND, OR, NOT, simplificação booleana</w:t>
+        <w:t xml:space="preserve">Conceitos abordados.</w:t>
+      </w:r>
+      <w:r>
+        <w:t xml:space="preserve"> álgebra booleana, portas lógicas, tabela-verdade, AND lógico, OR lógico, negação lógica, simplificação booleana</w:t>
       </w:r>
     </w:p>
     <w:p>
@@ -66,10 +66,10 @@
         <w:rPr>
           <w:b/>
         </w:rPr>
-        <w:t xml:space="preserve">Palavras-chave. </w:t>
-      </w:r>
-      <w:r>
-        <w:t>álgebra booleana · portas lógicas · tabela-verdade · AND · OR · NOT · simplificação booleana</w:t>
+        <w:t xml:space="preserve">Palavras-chave.</w:t>
+      </w:r>
+      <w:r>
+        <w:t xml:space="preserve"> álgebra booleana · portas lógicas · tabela-verdade · AND lógico · OR lógico · negação lógica · simplificação booleana</w:t>
       </w:r>
     </w:p>
     <w:p>
@@ -159,10 +159,10 @@
         <w:rPr>
           <w:b/>
         </w:rPr>
-        <w:t xml:space="preserve">Conceitos abordados. </w:t>
-      </w:r>
-      <w:r>
-        <w:t>circuito combinacional, portas lógicas, expressão booleana, equivalência lógica, tabela-verdade, simplificação booleana</w:t>
+        <w:t xml:space="preserve">Conceitos abordados.</w:t>
+      </w:r>
+      <w:r>
+        <w:t xml:space="preserve"> circuito combinacional, portas lógicas, expressão lógica, equivalência lógica, tabela-verdade, simplificação booleana</w:t>
       </w:r>
     </w:p>
     <w:p>
@@ -170,10 +170,10 @@
         <w:rPr>
           <w:b/>
         </w:rPr>
-        <w:t xml:space="preserve">Palavras-chave. </w:t>
-      </w:r>
-      <w:r>
-        <w:t>circuito combinacional · portas lógicas · expressão booleana · equivalência lógica · tabela-verdade · simplificação booleana</w:t>
+        <w:t xml:space="preserve">Palavras-chave.</w:t>
+      </w:r>
+      <w:r>
+        <w:t xml:space="preserve"> circuito combinacional · portas lógicas · expressão lógica · equivalência lógica · tabela-verdade · simplificação booleana</w:t>
       </w:r>
     </w:p>
     <w:p>
@@ -263,10 +263,10 @@
         <w:rPr>
           <w:b/>
         </w:rPr>
-        <w:t xml:space="preserve">Conceitos abordados. </w:t>
-      </w:r>
-      <w:r>
-        <w:t>leis de De Morgan, NOT, AND, OR, equivalência lógica, simplificação booleana, portas lógicas</w:t>
+        <w:t xml:space="preserve">Conceitos abordados.</w:t>
+      </w:r>
+      <w:r>
+        <w:t xml:space="preserve"> leis de De Morgan, negação lógica, AND lógico, OR lógico, equivalência lógica, simplificação booleana, portas lógicas</w:t>
       </w:r>
     </w:p>
     <w:p>
@@ -274,10 +274,10 @@
         <w:rPr>
           <w:b/>
         </w:rPr>
-        <w:t xml:space="preserve">Palavras-chave. </w:t>
-      </w:r>
-      <w:r>
-        <w:t>leis de De Morgan · NOT · AND · OR · equivalência lógica · simplificação booleana · portas lógicas</w:t>
+        <w:t xml:space="preserve">Palavras-chave.</w:t>
+      </w:r>
+      <w:r>
+        <w:t xml:space="preserve"> leis de De Morgan · negação lógica · AND lógico · OR lógico · equivalência lógica · simplificação booleana · portas lógicas</w:t>
       </w:r>
     </w:p>
     <w:p>
@@ -835,10 +835,10 @@
         <w:rPr>
           <w:b/>
         </w:rPr>
-        <w:t xml:space="preserve">Conceitos abordados. </w:t>
-      </w:r>
-      <w:r>
-        <w:t>tabela-verdade, variáveis booleanas, combinações binárias, circuito combinacional, portas lógicas</w:t>
+        <w:t xml:space="preserve">Conceitos abordados.</w:t>
+      </w:r>
+      <w:r>
+        <w:t xml:space="preserve"> tabela-verdade, variáveis booleanas, combinação de valores, circuito combinacional, portas lógicas</w:t>
       </w:r>
     </w:p>
     <w:p>
@@ -846,10 +846,10 @@
         <w:rPr>
           <w:b/>
         </w:rPr>
-        <w:t xml:space="preserve">Palavras-chave. </w:t>
-      </w:r>
-      <w:r>
-        <w:t>tabela-verdade · variáveis booleanas · combinações binárias · circuito combinacional · portas lógicas</w:t>
+        <w:t xml:space="preserve">Palavras-chave.</w:t>
+      </w:r>
+      <w:r>
+        <w:t xml:space="preserve"> tabela-verdade · variáveis booleanas · combinação de valores · circuito combinacional · portas lógicas</w:t>
       </w:r>
     </w:p>
     <w:p>
@@ -875,10 +875,10 @@
         <w:rPr>
           <w:b/>
         </w:rPr>
-        <w:t xml:space="preserve">adjacência — </w:t>
-      </w:r>
-      <w:r>
-        <w:t>Relação entre células que diferem em exatamente uma variável.</w:t>
+        <w:t xml:space="preserve">adjacência</w:t>
+      </w:r>
+      <w:r>
+        <w:t xml:space="preserve"> — Relação entre células que diferem em exatamente uma variável.</w:t>
       </w:r>
     </w:p>
     <w:p>
@@ -886,7 +886,10 @@
         <w:pStyle w:val="Caption"/>
       </w:pPr>
       <w:r>
-        <w:t>Arquivos: karnaugh2.png</w:t>
+        <w:t xml:space="preserve">Arquivos:</w:t>
+      </w:r>
+      <w:r>
+        <w:t xml:space="preserve"> karnaugh2.png</w:t>
       </w:r>
     </w:p>
     <w:p>
@@ -894,10 +897,10 @@
         <w:rPr>
           <w:b/>
         </w:rPr>
-        <w:t xml:space="preserve">agrupamento — </w:t>
-      </w:r>
-      <w:r>
-        <w:t>Conjunto de células adjacentes do mapa usado para eliminar variáveis de uma expressão.</w:t>
+        <w:t xml:space="preserve">agrupamento</w:t>
+      </w:r>
+      <w:r>
+        <w:t xml:space="preserve"> — Conjunto de células adjacentes do mapa usado para eliminar variáveis de uma expressão.</w:t>
       </w:r>
     </w:p>
     <w:p>
@@ -905,7 +908,10 @@
         <w:pStyle w:val="Caption"/>
       </w:pPr>
       <w:r>
-        <w:t>Arquivos: karnaugh1.png, karnaugh2.png, karnaugh3.png, karnaugh4.png</w:t>
+        <w:t xml:space="preserve">Arquivos:</w:t>
+      </w:r>
+      <w:r>
+        <w:t xml:space="preserve"> karnaugh1.png, karnaugh2.png, karnaugh3.png, karnaugh4.png</w:t>
       </w:r>
     </w:p>
     <w:p>
@@ -913,10 +919,10 @@
         <w:rPr>
           <w:b/>
         </w:rPr>
-        <w:t xml:space="preserve">AND — </w:t>
-      </w:r>
-      <w:r>
-        <w:t>Operação cujo resultado é verdadeiro quando todas as condições são verdadeiras.</w:t>
+        <w:t xml:space="preserve">álgebra booleana</w:t>
+      </w:r>
+      <w:r>
+        <w:t xml:space="preserve"> — Sistema algébrico para expressões e operações sobre valores lógicos.</w:t>
       </w:r>
     </w:p>
     <w:p>
@@ -924,7 +930,10 @@
         <w:pStyle w:val="Caption"/>
       </w:pPr>
       <w:r>
-        <w:t>Arquivos: algebra_booleana.png, demorgan.png</w:t>
+        <w:t xml:space="preserve">Arquivos:</w:t>
+      </w:r>
+      <w:r>
+        <w:t xml:space="preserve"> algebra_booleana.png, canonicas.png, fundamentos.png, resumo.png</w:t>
       </w:r>
     </w:p>
     <w:p>
@@ -932,10 +941,10 @@
         <w:rPr>
           <w:b/>
         </w:rPr>
-        <w:t xml:space="preserve">circuito combinacional — </w:t>
-      </w:r>
-      <w:r>
-        <w:t>Circuito cuja saída depende das entradas atuais, sem memória de estado.</w:t>
+        <w:t xml:space="preserve">AND lógico</w:t>
+      </w:r>
+      <w:r>
+        <w:t xml:space="preserve"> — Operação cujo resultado é verdadeiro quando todas as condições são verdadeiras.</w:t>
       </w:r>
     </w:p>
     <w:p>
@@ -943,7 +952,10 @@
         <w:pStyle w:val="Caption"/>
       </w:pPr>
       <w:r>
-        <w:t>Arquivos: circuitos_simplificados.png, circuitos_simplificados2.png, exercicio1.md, gabarito1.md, karnaugh4.png, resumo.png, tabela_verdade_4_5_variaveis.png</w:t>
+        <w:t xml:space="preserve">Arquivos:</w:t>
+      </w:r>
+      <w:r>
+        <w:t xml:space="preserve"> algebra_booleana.png, demorgan.png</w:t>
       </w:r>
     </w:p>
     <w:p>
@@ -951,10 +963,10 @@
         <w:rPr>
           <w:b/>
         </w:rPr>
-        <w:t xml:space="preserve">circuitos digitais — </w:t>
-      </w:r>
-      <w:r>
-        <w:t>Circuitos que processam sinais representados por níveis lógicos discretos.</w:t>
+        <w:t xml:space="preserve">circuito combinacional</w:t>
+      </w:r>
+      <w:r>
+        <w:t xml:space="preserve"> — Circuito cuja saída depende das entradas atuais, sem memória de estado.</w:t>
       </w:r>
     </w:p>
     <w:p>
@@ -962,7 +974,10 @@
         <w:pStyle w:val="Caption"/>
       </w:pPr>
       <w:r>
-        <w:t>Arquivos: fundamentos.png</w:t>
+        <w:t xml:space="preserve">Arquivos:</w:t>
+      </w:r>
+      <w:r>
+        <w:t xml:space="preserve"> circuitos_simplificados.png, circuitos_simplificados2.png, exercicio1.md, gabarito1.md, karnaugh4.png, resumo.png, tabela_verdade_4_5_variaveis.png</w:t>
       </w:r>
     </w:p>
     <w:p>
@@ -970,10 +985,10 @@
         <w:rPr>
           <w:b/>
         </w:rPr>
-        <w:t xml:space="preserve">combinações binárias — </w:t>
-      </w:r>
-      <w:r>
-        <w:t>Conjunto de configurações possíveis de entradas binárias.</w:t>
+        <w:t xml:space="preserve">circuitos digitais</w:t>
+      </w:r>
+      <w:r>
+        <w:t xml:space="preserve"> — Circuitos que processam sinais representados por níveis lógicos discretos.</w:t>
       </w:r>
     </w:p>
     <w:p>
@@ -981,7 +996,10 @@
         <w:pStyle w:val="Caption"/>
       </w:pPr>
       <w:r>
-        <w:t>Arquivos: tabela_verdade_4_5_variaveis.png</w:t>
+        <w:t xml:space="preserve">Arquivos:</w:t>
+      </w:r>
+      <w:r>
+        <w:t xml:space="preserve"> fundamentos.png</w:t>
       </w:r>
     </w:p>
     <w:p>
@@ -989,10 +1007,10 @@
         <w:rPr>
           <w:b/>
         </w:rPr>
-        <w:t xml:space="preserve">contrapositiva — </w:t>
-      </w:r>
-      <w:r>
-        <w:t>Forma ¬Q → ¬P, logicamente equivalente a P → Q.</w:t>
+        <w:t xml:space="preserve">código Gray</w:t>
+      </w:r>
+      <w:r>
+        <w:t xml:space="preserve"> — Ordenação de códigos binários em que entradas adjacentes diferem em um bit.</w:t>
       </w:r>
     </w:p>
     <w:p>
@@ -1000,7 +1018,10 @@
         <w:pStyle w:val="Caption"/>
       </w:pPr>
       <w:r>
-        <w:t>Arquivos: implicacoes.png</w:t>
+        <w:t xml:space="preserve">Arquivos:</w:t>
+      </w:r>
+      <w:r>
+        <w:t xml:space="preserve"> karnaugh1.png, karnaugh2.png</w:t>
       </w:r>
     </w:p>
     <w:p>
@@ -1008,10 +1029,10 @@
         <w:rPr>
           <w:b/>
         </w:rPr>
-        <w:t xml:space="preserve">código Gray — </w:t>
-      </w:r>
-      <w:r>
-        <w:t>Ordenação de códigos binários em que entradas adjacentes diferem em um bit.</w:t>
+        <w:t xml:space="preserve">combinação de valores</w:t>
+      </w:r>
+      <w:r>
+        <w:t xml:space="preserve"> — Conjunto de configurações possíveis de entradas binárias.</w:t>
       </w:r>
     </w:p>
     <w:p>
@@ -1019,7 +1040,10 @@
         <w:pStyle w:val="Caption"/>
       </w:pPr>
       <w:r>
-        <w:t>Arquivos: karnaugh1.png, karnaugh2.png</w:t>
+        <w:t xml:space="preserve">Arquivos:</w:t>
+      </w:r>
+      <w:r>
+        <w:t xml:space="preserve"> tabela_verdade_4_5_variaveis.png</w:t>
       </w:r>
     </w:p>
     <w:p>
@@ -1027,10 +1051,10 @@
         <w:rPr>
           <w:b/>
         </w:rPr>
-        <w:t xml:space="preserve">equivalência lógica — </w:t>
-      </w:r>
-      <w:r>
-        <w:t>Relação entre expressões que produzem os mesmos resultados para todas as entradas.</w:t>
+        <w:t xml:space="preserve">contrapositiva</w:t>
+      </w:r>
+      <w:r>
+        <w:t xml:space="preserve"> — Forma ¬Q → ¬P, logicamente equivalente a P → Q.</w:t>
       </w:r>
     </w:p>
     <w:p>
@@ -1038,7 +1062,10 @@
         <w:pStyle w:val="Caption"/>
       </w:pPr>
       <w:r>
-        <w:t>Arquivos: circuitos_simplificados.png, circuitos_simplificados2.png, demorgan.png, gabarito1.md, implicacoes.png, karnaugh3.png</w:t>
+        <w:t xml:space="preserve">Arquivos:</w:t>
+      </w:r>
+      <w:r>
+        <w:t xml:space="preserve"> implicacoes.png</w:t>
       </w:r>
     </w:p>
     <w:p>
@@ -1046,10 +1073,10 @@
         <w:rPr>
           <w:b/>
         </w:rPr>
-        <w:t xml:space="preserve">exercício — </w:t>
-      </w:r>
-      <w:r>
-        <w:t>Atividade proposta para aplicar e demonstrar conhecimentos.  Arquivos: exercicio.md</w:t>
+        <w:t xml:space="preserve">equivalência lógica</w:t>
+      </w:r>
+      <w:r>
+        <w:t xml:space="preserve"> — Relação entre expressões que produzem os mesmos resultados para todas as entradas.</w:t>
       </w:r>
     </w:p>
     <w:p>
@@ -1057,7 +1084,10 @@
         <w:pStyle w:val="Caption"/>
       </w:pPr>
       <w:r>
-        <w:t>Arquivos: exercicio1.md</w:t>
+        <w:t xml:space="preserve">Arquivos:</w:t>
+      </w:r>
+      <w:r>
+        <w:t xml:space="preserve"> circuitos_simplificados.png, circuitos_simplificados2.png, demorgan.png, gabarito1.md, implicacoes.png, karnaugh3.png</w:t>
       </w:r>
     </w:p>
     <w:p>
@@ -1065,10 +1095,10 @@
         <w:rPr>
           <w:b/>
         </w:rPr>
-        <w:t xml:space="preserve">expressão booleana — </w:t>
-      </w:r>
-      <w:r>
-        <w:t>Fórmula formada por variáveis e operadores lógicos.</w:t>
+        <w:t xml:space="preserve">exercício</w:t>
+      </w:r>
+      <w:r>
+        <w:t xml:space="preserve"> — Atividade proposta para aplicar e demonstrar conhecimentos.</w:t>
       </w:r>
     </w:p>
     <w:p>
@@ -1076,7 +1106,10 @@
         <w:pStyle w:val="Caption"/>
       </w:pPr>
       <w:r>
-        <w:t>Arquivos: circuitos_simplificados.png</w:t>
+        <w:t xml:space="preserve">Arquivos:</w:t>
+      </w:r>
+      <w:r>
+        <w:t xml:space="preserve"> exercicio1.md</w:t>
       </w:r>
     </w:p>
     <w:p>
@@ -1084,10 +1117,10 @@
         <w:rPr>
           <w:b/>
         </w:rPr>
-        <w:t xml:space="preserve">forma canônica — </w:t>
-      </w:r>
-      <w:r>
-        <w:t>Representação padronizada de função booleana por termos associados a linhas da tabela-verdade.</w:t>
+        <w:t xml:space="preserve">expressão lógica</w:t>
+      </w:r>
+      <w:r>
+        <w:t xml:space="preserve"> — Fórmula formada por variáveis e operadores lógicos.</w:t>
       </w:r>
     </w:p>
     <w:p>
@@ -1095,7 +1128,10 @@
         <w:pStyle w:val="Caption"/>
       </w:pPr>
       <w:r>
-        <w:t>Arquivos: canonicas.png</w:t>
+        <w:t xml:space="preserve">Arquivos:</w:t>
+      </w:r>
+      <w:r>
+        <w:t xml:space="preserve"> circuitos_simplificados.png</w:t>
       </w:r>
     </w:p>
     <w:p>
@@ -1103,10 +1139,10 @@
         <w:rPr>
           <w:b/>
         </w:rPr>
-        <w:t xml:space="preserve">gabarito — </w:t>
-      </w:r>
-      <w:r>
-        <w:t>Resolução de referência com resultados e justificativas esperadas.  Arquivos: gabarito.md</w:t>
+        <w:t xml:space="preserve">forma canônica</w:t>
+      </w:r>
+      <w:r>
+        <w:t xml:space="preserve"> — Representação padronizada de função booleana por termos associados a linhas da tabela-verdade.</w:t>
       </w:r>
     </w:p>
     <w:p>
@@ -1114,7 +1150,10 @@
         <w:pStyle w:val="Caption"/>
       </w:pPr>
       <w:r>
-        <w:t>Arquivos: gabarito1.md</w:t>
+        <w:t xml:space="preserve">Arquivos:</w:t>
+      </w:r>
+      <w:r>
+        <w:t xml:space="preserve"> canonicas.png</w:t>
       </w:r>
     </w:p>
     <w:p>
@@ -1122,10 +1161,10 @@
         <w:rPr>
           <w:b/>
         </w:rPr>
-        <w:t xml:space="preserve">implicação lógica — </w:t>
-      </w:r>
-      <w:r>
-        <w:t>Conectivo condicional P → Q, falso somente quando P é verdadeiro e Q falso.</w:t>
+        <w:t xml:space="preserve">gabarito</w:t>
+      </w:r>
+      <w:r>
+        <w:t xml:space="preserve"> — Resolução de referência com resultados e justificativas esperadas.</w:t>
       </w:r>
     </w:p>
     <w:p>
@@ -1133,7 +1172,10 @@
         <w:pStyle w:val="Caption"/>
       </w:pPr>
       <w:r>
-        <w:t>Arquivos: fundamentos.png, implicacoes.png, ponens_tollens.png</w:t>
+        <w:t xml:space="preserve">Arquivos:</w:t>
+      </w:r>
+      <w:r>
+        <w:t xml:space="preserve"> gabarito1.md</w:t>
       </w:r>
     </w:p>
     <w:p>
@@ -1141,10 +1183,10 @@
         <w:rPr>
           <w:b/>
         </w:rPr>
-        <w:t xml:space="preserve">inferência lógica — </w:t>
-      </w:r>
-      <w:r>
-        <w:t>Derivação de uma conclusão a partir de premissas por regras válidas.</w:t>
+        <w:t xml:space="preserve">implicação lógica</w:t>
+      </w:r>
+      <w:r>
+        <w:t xml:space="preserve"> — Conectivo condicional P → Q, falso somente quando P é verdadeiro e Q falso.</w:t>
       </w:r>
     </w:p>
     <w:p>
@@ -1152,7 +1194,10 @@
         <w:pStyle w:val="Caption"/>
       </w:pPr>
       <w:r>
-        <w:t>Arquivos: ponens_tollens.png</w:t>
+        <w:t xml:space="preserve">Arquivos:</w:t>
+      </w:r>
+      <w:r>
+        <w:t xml:space="preserve"> fundamentos.png, implicacoes.png, ponens_tollens.png</w:t>
       </w:r>
     </w:p>
     <w:p>
@@ -1160,10 +1205,10 @@
         <w:rPr>
           <w:b/>
         </w:rPr>
-        <w:t xml:space="preserve">leis de De Morgan — </w:t>
-      </w:r>
-      <w:r>
-        <w:t>Identidades que relacionam negação de AND e OR à troca de operadores e negação dos operandos.</w:t>
+        <w:t xml:space="preserve">inferência lógica</w:t>
+      </w:r>
+      <w:r>
+        <w:t xml:space="preserve"> — Derivação de uma conclusão a partir de premissas por regras válidas.</w:t>
       </w:r>
     </w:p>
     <w:p>
@@ -1171,7 +1216,10 @@
         <w:pStyle w:val="Caption"/>
       </w:pPr>
       <w:r>
-        <w:t>Arquivos: demorgan.png</w:t>
+        <w:t xml:space="preserve">Arquivos:</w:t>
+      </w:r>
+      <w:r>
+        <w:t xml:space="preserve"> ponens_tollens.png</w:t>
       </w:r>
     </w:p>
     <w:p>
@@ -1179,10 +1227,10 @@
         <w:rPr>
           <w:b/>
         </w:rPr>
-        <w:t xml:space="preserve">lógica proposicional — </w:t>
-      </w:r>
-      <w:r>
-        <w:t>Estudo de proposições, conectivos e inferências sobre valores de verdade.</w:t>
+        <w:t xml:space="preserve">leis de De Morgan</w:t>
+      </w:r>
+      <w:r>
+        <w:t xml:space="preserve"> — Identidades que relacionam negação de AND e OR à troca de operadores e negação dos operandos.</w:t>
       </w:r>
     </w:p>
     <w:p>
@@ -1190,7 +1238,10 @@
         <w:pStyle w:val="Caption"/>
       </w:pPr>
       <w:r>
-        <w:t>Arquivos: fundamentos.png, implicacoes.png, ponens_tollens.png, resumo.png</w:t>
+        <w:t xml:space="preserve">Arquivos:</w:t>
+      </w:r>
+      <w:r>
+        <w:t xml:space="preserve"> demorgan.png</w:t>
       </w:r>
     </w:p>
     <w:p>
@@ -1198,10 +1249,10 @@
         <w:rPr>
           <w:b/>
         </w:rPr>
-        <w:t xml:space="preserve">mapa de Karnaugh — </w:t>
-      </w:r>
-      <w:r>
-        <w:t>Diagrama organizado por adjacência lógica para simplificar funções booleanas.</w:t>
+        <w:t xml:space="preserve">lógica proposicional</w:t>
+      </w:r>
+      <w:r>
+        <w:t xml:space="preserve"> — Estudo de proposições, conectivos e inferências sobre valores de verdade.</w:t>
       </w:r>
     </w:p>
     <w:p>
@@ -1209,7 +1260,10 @@
         <w:pStyle w:val="Caption"/>
       </w:pPr>
       <w:r>
-        <w:t>Arquivos: exercicio1.md, gabarito1.md, karnaugh1.png, karnaugh2.png, karnaugh3.png, karnaugh4.png, resumo.png</w:t>
+        <w:t xml:space="preserve">Arquivos:</w:t>
+      </w:r>
+      <w:r>
+        <w:t xml:space="preserve"> fundamentos.png, implicacoes.png, ponens_tollens.png, resumo.png</w:t>
       </w:r>
     </w:p>
     <w:p>
@@ -1217,10 +1271,10 @@
         <w:rPr>
           <w:b/>
         </w:rPr>
-        <w:t xml:space="preserve">maxtermo — </w:t>
-      </w:r>
-      <w:r>
-        <w:t>Soma de literais que corresponde a uma combinação específica das entradas.</w:t>
+        <w:t xml:space="preserve">mapa de Karnaugh</w:t>
+      </w:r>
+      <w:r>
+        <w:t xml:space="preserve"> — Diagrama organizado por adjacência lógica para simplificar funções booleanas.</w:t>
       </w:r>
     </w:p>
     <w:p>
@@ -1228,7 +1282,10 @@
         <w:pStyle w:val="Caption"/>
       </w:pPr>
       <w:r>
-        <w:t>Arquivos: canonicas.png</w:t>
+        <w:t xml:space="preserve">Arquivos:</w:t>
+      </w:r>
+      <w:r>
+        <w:t xml:space="preserve"> exercicio1.md, gabarito1.md, karnaugh1.png, karnaugh2.png, karnaugh3.png, karnaugh4.png, resumo.png</w:t>
       </w:r>
     </w:p>
     <w:p>
@@ -1236,10 +1293,10 @@
         <w:rPr>
           <w:b/>
         </w:rPr>
-        <w:t xml:space="preserve">mintermo — </w:t>
-      </w:r>
-      <w:r>
-        <w:t>Produto de literais que corresponde a uma combinação específica das entradas.</w:t>
+        <w:t xml:space="preserve">maxtermo</w:t>
+      </w:r>
+      <w:r>
+        <w:t xml:space="preserve"> — Soma de literais que corresponde a uma combinação específica das entradas.</w:t>
       </w:r>
     </w:p>
     <w:p>
@@ -1247,7 +1304,10 @@
         <w:pStyle w:val="Caption"/>
       </w:pPr>
       <w:r>
-        <w:t>Arquivos: canonicas.png, circuitos_simplificados2.png, exercicio1.md, gabarito1.md, karnaugh1.png, karnaugh3.png</w:t>
+        <w:t xml:space="preserve">Arquivos:</w:t>
+      </w:r>
+      <w:r>
+        <w:t xml:space="preserve"> canonicas.png</w:t>
       </w:r>
     </w:p>
     <w:p>
@@ -1255,10 +1315,10 @@
         <w:rPr>
           <w:b/>
         </w:rPr>
-        <w:t xml:space="preserve">modus ponens — </w:t>
-      </w:r>
-      <w:r>
-        <w:t>Regra que infere Q a partir de P e P → Q.</w:t>
+        <w:t xml:space="preserve">mintermo</w:t>
+      </w:r>
+      <w:r>
+        <w:t xml:space="preserve"> — Produto de literais que corresponde a uma combinação específica das entradas.</w:t>
       </w:r>
     </w:p>
     <w:p>
@@ -1266,7 +1326,10 @@
         <w:pStyle w:val="Caption"/>
       </w:pPr>
       <w:r>
-        <w:t>Arquivos: ponens_tollens.png</w:t>
+        <w:t xml:space="preserve">Arquivos:</w:t>
+      </w:r>
+      <w:r>
+        <w:t xml:space="preserve"> canonicas.png, circuitos_simplificados2.png, exercicio1.md, gabarito1.md, karnaugh1.png, karnaugh3.png</w:t>
       </w:r>
     </w:p>
     <w:p>
@@ -1274,10 +1337,10 @@
         <w:rPr>
           <w:b/>
         </w:rPr>
-        <w:t xml:space="preserve">modus tollens — </w:t>
-      </w:r>
-      <w:r>
-        <w:t>Regra que infere ¬P a partir de ¬Q e P → Q.</w:t>
+        <w:t xml:space="preserve">modus ponens</w:t>
+      </w:r>
+      <w:r>
+        <w:t xml:space="preserve"> — Regra que infere Q a partir de P e P → Q.</w:t>
       </w:r>
     </w:p>
     <w:p>
@@ -1285,7 +1348,10 @@
         <w:pStyle w:val="Caption"/>
       </w:pPr>
       <w:r>
-        <w:t>Arquivos: ponens_tollens.png</w:t>
+        <w:t xml:space="preserve">Arquivos:</w:t>
+      </w:r>
+      <w:r>
+        <w:t xml:space="preserve"> ponens_tollens.png</w:t>
       </w:r>
     </w:p>
     <w:p>
@@ -1293,10 +1359,10 @@
         <w:rPr>
           <w:b/>
         </w:rPr>
-        <w:t xml:space="preserve">NOT — </w:t>
-      </w:r>
-      <w:r>
-        <w:t>Operação de negação que inverte o valor lógico.</w:t>
+        <w:t xml:space="preserve">modus tollens</w:t>
+      </w:r>
+      <w:r>
+        <w:t xml:space="preserve"> — Regra que infere ¬P a partir de ¬Q e P → Q.</w:t>
       </w:r>
     </w:p>
     <w:p>
@@ -1304,7 +1370,10 @@
         <w:pStyle w:val="Caption"/>
       </w:pPr>
       <w:r>
-        <w:t>Arquivos: algebra_booleana.png, demorgan.png</w:t>
+        <w:t xml:space="preserve">Arquivos:</w:t>
+      </w:r>
+      <w:r>
+        <w:t xml:space="preserve"> ponens_tollens.png</w:t>
       </w:r>
     </w:p>
     <w:p>
@@ -1312,10 +1381,10 @@
         <w:rPr>
           <w:b/>
         </w:rPr>
-        <w:t xml:space="preserve">OR — </w:t>
-      </w:r>
-      <w:r>
-        <w:t>Operação verdadeira quando ao menos uma condição é verdadeira.</w:t>
+        <w:t xml:space="preserve">negação lógica</w:t>
+      </w:r>
+      <w:r>
+        <w:t xml:space="preserve"> — Operação de negação que inverte o valor lógico.</w:t>
       </w:r>
     </w:p>
     <w:p>
@@ -1323,7 +1392,10 @@
         <w:pStyle w:val="Caption"/>
       </w:pPr>
       <w:r>
-        <w:t>Arquivos: algebra_booleana.png, demorgan.png</w:t>
+        <w:t xml:space="preserve">Arquivos:</w:t>
+      </w:r>
+      <w:r>
+        <w:t xml:space="preserve"> algebra_booleana.png, demorgan.png</w:t>
       </w:r>
     </w:p>
     <w:p>
@@ -1331,10 +1403,10 @@
         <w:rPr>
           <w:b/>
         </w:rPr>
-        <w:t xml:space="preserve">portas lógicas — </w:t>
-      </w:r>
-      <w:r>
-        <w:t>Componentes que realizam operações booleanas sobre entradas digitais.</w:t>
+        <w:t xml:space="preserve">OR lógico</w:t>
+      </w:r>
+      <w:r>
+        <w:t xml:space="preserve"> — Operação verdadeira quando ao menos uma condição é verdadeira.</w:t>
       </w:r>
     </w:p>
     <w:p>
@@ -1342,7 +1414,10 @@
         <w:pStyle w:val="Caption"/>
       </w:pPr>
       <w:r>
-        <w:t>Arquivos: algebra_booleana.png, circuitos_simplificados.png, circuitos_simplificados2.png, demorgan.png, fundamentos.png, karnaugh4.png, tabela_verdade_4_5_variaveis.png</w:t>
+        <w:t xml:space="preserve">Arquivos:</w:t>
+      </w:r>
+      <w:r>
+        <w:t xml:space="preserve"> algebra_booleana.png, demorgan.png</w:t>
       </w:r>
     </w:p>
     <w:p>
@@ -1350,10 +1425,10 @@
         <w:rPr>
           <w:b/>
         </w:rPr>
-        <w:t xml:space="preserve">POS — </w:t>
-      </w:r>
-      <w:r>
-        <w:t>Produto de somas: conjunção de termos formados por disjunções de literais.</w:t>
+        <w:t xml:space="preserve">portas lógicas</w:t>
+      </w:r>
+      <w:r>
+        <w:t xml:space="preserve"> — Componentes que realizam operações booleanas sobre entradas digitais.</w:t>
       </w:r>
     </w:p>
     <w:p>
@@ -1361,7 +1436,10 @@
         <w:pStyle w:val="Caption"/>
       </w:pPr>
       <w:r>
-        <w:t>Arquivos: canonicas.png</w:t>
+        <w:t xml:space="preserve">Arquivos:</w:t>
+      </w:r>
+      <w:r>
+        <w:t xml:space="preserve"> algebra_booleana.png, circuitos_simplificados.png, circuitos_simplificados2.png, demorgan.png, fundamentos.png, karnaugh4.png, tabela_verdade_4_5_variaveis.png</w:t>
       </w:r>
     </w:p>
     <w:p>
@@ -1369,10 +1447,10 @@
         <w:rPr>
           <w:b/>
         </w:rPr>
-        <w:t xml:space="preserve">simplificação booleana — </w:t>
-      </w:r>
-      <w:r>
-        <w:t>Transformação de uma função lógica em expressão equivalente com menor complexidade.</w:t>
+        <w:t xml:space="preserve">POS</w:t>
+      </w:r>
+      <w:r>
+        <w:t xml:space="preserve"> — Produto de somas: conjunção de termos formados por disjunções de literais.</w:t>
       </w:r>
     </w:p>
     <w:p>
@@ -1380,7 +1458,10 @@
         <w:pStyle w:val="Caption"/>
       </w:pPr>
       <w:r>
-        <w:t>Arquivos: algebra_booleana.png, circuitos_simplificados.png, circuitos_simplificados2.png, demorgan.png, exercicio1.md, gabarito1.md, karnaugh1.png, karnaugh2.png, karnaugh3.png, karnaugh4.png, resumo.png</w:t>
+        <w:t xml:space="preserve">Arquivos:</w:t>
+      </w:r>
+      <w:r>
+        <w:t xml:space="preserve"> canonicas.png</w:t>
       </w:r>
     </w:p>
     <w:p>
@@ -1388,10 +1469,10 @@
         <w:rPr>
           <w:b/>
         </w:rPr>
-        <w:t xml:space="preserve">SOP — </w:t>
-      </w:r>
-      <w:r>
-        <w:t>Soma de produtos: disjunção de termos formados por conjunções de literais.</w:t>
+        <w:t xml:space="preserve">simplificação booleana</w:t>
+      </w:r>
+      <w:r>
+        <w:t xml:space="preserve"> — Transformação de uma função lógica em expressão equivalente com menor complexidade.</w:t>
       </w:r>
     </w:p>
     <w:p>
@@ -1399,7 +1480,10 @@
         <w:pStyle w:val="Caption"/>
       </w:pPr>
       <w:r>
-        <w:t>Arquivos: canonicas.png, circuitos_simplificados2.png, exercicio1.md, gabarito1.md, karnaugh3.png</w:t>
+        <w:t xml:space="preserve">Arquivos:</w:t>
+      </w:r>
+      <w:r>
+        <w:t xml:space="preserve"> algebra_booleana.png, circuitos_simplificados.png, circuitos_simplificados2.png, demorgan.png, exercicio1.md, gabarito1.md, karnaugh1.png, karnaugh2.png, karnaugh3.png, karnaugh4.png, resumo.png</w:t>
       </w:r>
     </w:p>
     <w:p>
@@ -1407,10 +1491,10 @@
         <w:rPr>
           <w:b/>
         </w:rPr>
-        <w:t xml:space="preserve">tabela-verdade — </w:t>
-      </w:r>
-      <w:r>
-        <w:t>Tabela que enumera entradas possíveis e o resultado de uma expressão lógica.</w:t>
+        <w:t xml:space="preserve">SOP</w:t>
+      </w:r>
+      <w:r>
+        <w:t xml:space="preserve"> — Soma de produtos: disjunção de termos formados por conjunções de literais.</w:t>
       </w:r>
     </w:p>
     <w:p>
@@ -1418,7 +1502,10 @@
         <w:pStyle w:val="Caption"/>
       </w:pPr>
       <w:r>
-        <w:t>Arquivos: algebra_booleana.png, canonicas.png, circuitos_simplificados.png, exercicio1.md, fundamentos.png, gabarito1.md, implicacoes.png, karnaugh1.png, karnaugh4.png, resumo.png, tabela_verdade_4_5_variaveis.png</w:t>
+        <w:t xml:space="preserve">Arquivos:</w:t>
+      </w:r>
+      <w:r>
+        <w:t xml:space="preserve"> canonicas.png, circuitos_simplificados2.png, exercicio1.md, gabarito1.md, karnaugh3.png</w:t>
       </w:r>
     </w:p>
     <w:p>
@@ -1426,10 +1513,10 @@
         <w:rPr>
           <w:b/>
         </w:rPr>
-        <w:t xml:space="preserve">variáveis booleanas — </w:t>
-      </w:r>
-      <w:r>
-        <w:t>Variáveis que assumem valores lógicos 0 ou 1.</w:t>
+        <w:t xml:space="preserve">tabela-verdade</w:t>
+      </w:r>
+      <w:r>
+        <w:t xml:space="preserve"> — Tabela que enumera entradas possíveis e o resultado de uma expressão lógica.</w:t>
       </w:r>
     </w:p>
     <w:p>
@@ -1437,7 +1524,10 @@
         <w:pStyle w:val="Caption"/>
       </w:pPr>
       <w:r>
-        <w:t>Arquivos: tabela_verdade_4_5_variaveis.png</w:t>
+        <w:t xml:space="preserve">Arquivos:</w:t>
+      </w:r>
+      <w:r>
+        <w:t xml:space="preserve"> algebra_booleana.png, canonicas.png, circuitos_simplificados.png, exercicio1.md, fundamentos.png, gabarito1.md, implicacoes.png, karnaugh1.png, karnaugh4.png, resumo.png, tabela_verdade_4_5_variaveis.png</w:t>
       </w:r>
     </w:p>
     <w:p>
@@ -1445,10 +1535,10 @@
         <w:rPr>
           <w:b/>
         </w:rPr>
-        <w:t xml:space="preserve">álgebra booleana — </w:t>
-      </w:r>
-      <w:r>
-        <w:t>Sistema algébrico para expressões e operações sobre valores lógicos.</w:t>
+        <w:t xml:space="preserve">variáveis booleanas</w:t>
+      </w:r>
+      <w:r>
+        <w:t xml:space="preserve"> — Variáveis que assumem valores lógicos 0 ou 1.</w:t>
       </w:r>
     </w:p>
     <w:p>
@@ -1456,7 +1546,10 @@
         <w:pStyle w:val="Caption"/>
       </w:pPr>
       <w:r>
-        <w:t>Arquivos: algebra_booleana.png, canonicas.png, fundamentos.png, resumo.png</w:t>
+        <w:t xml:space="preserve">Arquivos:</w:t>
+      </w:r>
+      <w:r>
+        <w:t xml:space="preserve"> tabela_verdade_4_5_variaveis.png</w:t>
       </w:r>
     </w:p>
     <w:sectPr>
